--- a/downloads/teacher/05 Materials/Unit 03/Handouts/Handout 03.19 - Human Services Careers Walk.docx
+++ b/downloads/teacher/05 Materials/Unit 03/Handouts/Handout 03.19 - Human Services Careers Walk.docx
@@ -893,23 +893,41 @@
       <w:r>
         <w:t xml:space="preserve">At each card, read all three lines. Then rate:</w:t>
       </w:r>
-      <w:r>
-        <w:t xml:space="preserve"> </w:t>
-      </w:r>
-      <w:r>
-        <w:t xml:space="preserve">- Q1. Would I like the daily work? (1 no, 2 maybe, 3 yes)</w:t>
-      </w:r>
-      <w:r>
-        <w:t xml:space="preserve"> </w:t>
-      </w:r>
-      <w:r>
-        <w:t xml:space="preserve">- Q2. Could I do the training? (1 no, 2 maybe, 3 yes)</w:t>
-      </w:r>
-      <w:r>
-        <w:t xml:space="preserve"> </w:t>
-      </w:r>
-      <w:r>
-        <w:t xml:space="preserve">- Q3. Do I have, or want, the unit skill it uses? (1 no, 2 maybe, 3 yes)</w:t>
+    </w:p>
+    <w:p>
+      <w:pPr>
+        <w:numPr>
+          <w:ilvl w:val="0"/>
+          <w:numId w:val="1001"/>
+        </w:numPr>
+        <w:pStyle w:val="Compact"/>
+      </w:pPr>
+      <w:r>
+        <w:t xml:space="preserve">Q1. Would I like the daily work? (1 no, 2 maybe, 3 yes)</w:t>
+      </w:r>
+    </w:p>
+    <w:p>
+      <w:pPr>
+        <w:numPr>
+          <w:ilvl w:val="0"/>
+          <w:numId w:val="1001"/>
+        </w:numPr>
+        <w:pStyle w:val="Compact"/>
+      </w:pPr>
+      <w:r>
+        <w:t xml:space="preserve">Q2. Could I do the training? (1 no, 2 maybe, 3 yes)</w:t>
+      </w:r>
+    </w:p>
+    <w:p>
+      <w:pPr>
+        <w:numPr>
+          <w:ilvl w:val="0"/>
+          <w:numId w:val="1001"/>
+        </w:numPr>
+        <w:pStyle w:val="Compact"/>
+      </w:pPr>
+      <w:r>
+        <w:t xml:space="preserve">Q3. Do I have, or want, the unit skill it uses? (1 no, 2 maybe, 3 yes)</w:t>
       </w:r>
     </w:p>
     <w:tbl>
@@ -1594,7 +1612,7 @@
       <w:pPr>
         <w:numPr>
           <w:ilvl w:val="0"/>
-          <w:numId w:val="1001"/>
+          <w:numId w:val="1002"/>
         </w:numPr>
         <w:pStyle w:val="Compact"/>
       </w:pPr>
@@ -1636,7 +1654,7 @@
       <w:pPr>
         <w:numPr>
           <w:ilvl w:val="0"/>
-          <w:numId w:val="1001"/>
+          <w:numId w:val="1002"/>
         </w:numPr>
         <w:pStyle w:val="Compact"/>
       </w:pPr>
@@ -1657,7 +1675,7 @@
       <w:pPr>
         <w:numPr>
           <w:ilvl w:val="0"/>
-          <w:numId w:val="1001"/>
+          <w:numId w:val="1002"/>
         </w:numPr>
         <w:pStyle w:val="Compact"/>
       </w:pPr>
@@ -1681,7 +1699,7 @@
       <w:pPr>
         <w:numPr>
           <w:ilvl w:val="0"/>
-          <w:numId w:val="1001"/>
+          <w:numId w:val="1002"/>
         </w:numPr>
         <w:pStyle w:val="Compact"/>
       </w:pPr>
@@ -1978,6 +1996,9 @@
     <w:abstractNumId w:val="990"/>
   </w:num>
   <w:num w:numId="1001">
+    <w:abstractNumId w:val="991"/>
+  </w:num>
+  <w:num w:numId="1002">
     <w:abstractNumId w:val="991"/>
   </w:num>
 </w:numbering>

--- a/downloads/teacher/05 Materials/Unit 03/Handouts/Handout 03.19 - Human Services Careers Walk.docx
+++ b/downloads/teacher/05 Materials/Unit 03/Handouts/Handout 03.19 - Human Services Careers Walk.docx
@@ -410,16 +410,7 @@
         <w:pStyle w:val="BodyText"/>
       </w:pPr>
       <w:r>
-        <w:t xml:space="preserve">Career names in other languages</w:t>
-      </w:r>
-      <w:r>
-        <w:t xml:space="preserve"> </w:t>
-      </w:r>
-      <w:r>
-        <w:rPr>
-          <w:rStyle w:val="TeacherNote"/>
-        </w:rPr>
-        <w:t xml:space="preserve">[check with a native speaker before printing]:</w:t>
+        <w:t xml:space="preserve">Career names in other languages:</w:t>
       </w:r>
     </w:p>
     <w:tbl>
@@ -1659,16 +1650,7 @@
         <w:pStyle w:val="Compact"/>
       </w:pPr>
       <w:r>
-        <w:t xml:space="preserve">Training lines on the cards are general and reflect New York requirements as commonly described;</w:t>
-      </w:r>
-      <w:r>
-        <w:t xml:space="preserve"> </w:t>
-      </w:r>
-      <w:r>
-        <w:rPr>
-          <w:rStyle w:val="TeacherNote"/>
-        </w:rPr>
-        <w:t xml:space="preserve">[Sal: confirm each against the NYS Education Department’s Office of the Professions and Office of Teaching Initiatives before printing. Licensing rules change.]</w:t>
+        <w:t xml:space="preserve">Training lines on the cards are general and reflect New York requirements as commonly described.</w:t>
       </w:r>
     </w:p>
     <w:p>
